--- a/sem_2/Lab4/Lab4.docx
+++ b/sem_2/Lab4/Lab4.docx
@@ -2877,20 +2877,7 @@
           <w:szCs w:val="28"/>
           <w:lang w:val="en-US"/>
         </w:rPr>
-        <w:t>UML</w:t>
-      </w:r>
-      <w:bookmarkStart w:id="0" w:name="_GoBack"/>
-      <w:bookmarkEnd w:id="0"/>
-      <w:r>
-        <w:rPr>
-          <w:rFonts w:hint="default" w:cs="Times New Roman"/>
-          <w:b/>
-          <w:bCs/>
-          <w:sz w:val="28"/>
-          <w:szCs w:val="28"/>
-          <w:lang w:val="en-US"/>
-        </w:rPr>
-        <w:t>-</w:t>
+        <w:t>UML-</w:t>
       </w:r>
       <w:r>
         <w:rPr>
@@ -2916,9 +2903,9 @@
       <w:r>
         <w:drawing>
           <wp:inline distT="0" distB="0" distL="114300" distR="114300">
-            <wp:extent cx="5843905" cy="4936490"/>
-            <wp:effectExtent l="0" t="0" r="4445" b="16510"/>
-            <wp:docPr id="3" name="Изображение 1"/>
+            <wp:extent cx="5845810" cy="6781800"/>
+            <wp:effectExtent l="0" t="0" r="2540" b="0"/>
+            <wp:docPr id="1" name="Изображение 1"/>
             <wp:cNvGraphicFramePr>
               <a:graphicFrameLocks xmlns:a="http://schemas.openxmlformats.org/drawingml/2006/main" noChangeAspect="1"/>
             </wp:cNvGraphicFramePr>
@@ -2926,14 +2913,13 @@
               <a:graphicData uri="http://schemas.openxmlformats.org/drawingml/2006/picture">
                 <pic:pic xmlns:pic="http://schemas.openxmlformats.org/drawingml/2006/picture">
                   <pic:nvPicPr>
-                    <pic:cNvPr id="3" name="Изображение 1"/>
+                    <pic:cNvPr id="1" name="Изображение 1"/>
                     <pic:cNvPicPr>
                       <a:picLocks noChangeAspect="1"/>
                     </pic:cNvPicPr>
                   </pic:nvPicPr>
                   <pic:blipFill>
                     <a:blip r:embed="rId7"/>
-                    <a:srcRect t="1282"/>
                     <a:stretch>
                       <a:fillRect/>
                     </a:stretch>
@@ -2941,7 +2927,7 @@
                   <pic:spPr>
                     <a:xfrm>
                       <a:off x="0" y="0"/>
-                      <a:ext cx="5843905" cy="4936490"/>
+                      <a:ext cx="5845810" cy="6781800"/>
                     </a:xfrm>
                     <a:prstGeom prst="rect">
                       <a:avLst/>
@@ -2957,6 +2943,92 @@
           </wp:inline>
         </w:drawing>
       </w:r>
+      <w:bookmarkStart w:id="0" w:name="_GoBack"/>
+      <w:bookmarkEnd w:id="0"/>
+    </w:p>
+    <w:p>
+      <w:pPr>
+        <w:numPr>
+          <w:ilvl w:val="0"/>
+          <w:numId w:val="0"/>
+        </w:numPr>
+        <w:spacing w:after="30" w:line="360" w:lineRule="auto"/>
+        <w:jc w:val="both"/>
+        <w:rPr>
+          <w:rFonts w:hint="default"/>
+          <w:lang w:val="ru-RU"/>
+        </w:rPr>
+      </w:pPr>
+    </w:p>
+    <w:p>
+      <w:pPr>
+        <w:numPr>
+          <w:ilvl w:val="0"/>
+          <w:numId w:val="0"/>
+        </w:numPr>
+        <w:spacing w:after="30" w:line="360" w:lineRule="auto"/>
+        <w:jc w:val="both"/>
+        <w:rPr>
+          <w:rFonts w:hint="default"/>
+          <w:lang w:val="ru-RU"/>
+        </w:rPr>
+      </w:pPr>
+    </w:p>
+    <w:p>
+      <w:pPr>
+        <w:numPr>
+          <w:ilvl w:val="0"/>
+          <w:numId w:val="0"/>
+        </w:numPr>
+        <w:spacing w:after="30" w:line="360" w:lineRule="auto"/>
+        <w:jc w:val="both"/>
+        <w:rPr>
+          <w:rFonts w:hint="default"/>
+          <w:lang w:val="ru-RU"/>
+        </w:rPr>
+      </w:pPr>
+    </w:p>
+    <w:p>
+      <w:pPr>
+        <w:numPr>
+          <w:ilvl w:val="0"/>
+          <w:numId w:val="0"/>
+        </w:numPr>
+        <w:spacing w:after="30" w:line="360" w:lineRule="auto"/>
+        <w:jc w:val="both"/>
+        <w:rPr>
+          <w:rFonts w:hint="default"/>
+          <w:lang w:val="ru-RU"/>
+        </w:rPr>
+      </w:pPr>
+    </w:p>
+    <w:p>
+      <w:pPr>
+        <w:numPr>
+          <w:ilvl w:val="0"/>
+          <w:numId w:val="0"/>
+        </w:numPr>
+        <w:spacing w:after="30" w:line="360" w:lineRule="auto"/>
+        <w:jc w:val="both"/>
+        <w:rPr>
+          <w:rFonts w:hint="default"/>
+          <w:lang w:val="ru-RU"/>
+        </w:rPr>
+      </w:pPr>
+    </w:p>
+    <w:p>
+      <w:pPr>
+        <w:numPr>
+          <w:ilvl w:val="0"/>
+          <w:numId w:val="0"/>
+        </w:numPr>
+        <w:spacing w:after="30" w:line="360" w:lineRule="auto"/>
+        <w:jc w:val="both"/>
+        <w:rPr>
+          <w:rFonts w:hint="default"/>
+          <w:lang w:val="ru-RU"/>
+        </w:rPr>
+      </w:pPr>
     </w:p>
     <w:p>
       <w:pPr>
@@ -3254,6 +3326,134 @@
     </w:p>
     <w:p>
       <w:pPr>
+        <w:pStyle w:val="22"/>
+        <w:keepNext w:val="0"/>
+        <w:keepLines w:val="0"/>
+        <w:pageBreakBefore w:val="0"/>
+        <w:widowControl/>
+        <w:numPr>
+          <w:ilvl w:val="0"/>
+          <w:numId w:val="0"/>
+        </w:numPr>
+        <w:suppressLineNumbers w:val="0"/>
+        <w:kinsoku/>
+        <w:wordWrap/>
+        <w:overflowPunct/>
+        <w:topLinePunct w:val="0"/>
+        <w:autoSpaceDE/>
+        <w:autoSpaceDN/>
+        <w:bidi w:val="0"/>
+        <w:adjustRightInd/>
+        <w:snapToGrid/>
+        <w:spacing w:line="360" w:lineRule="auto"/>
+        <w:ind w:right="0" w:rightChars="0" w:firstLine="708" w:firstLineChars="0"/>
+        <w:jc w:val="both"/>
+        <w:textAlignment w:val="auto"/>
+        <w:rPr>
+          <w:rFonts w:hint="default" w:ascii="Times New Roman" w:hAnsi="Times New Roman" w:eastAsia="SimSun" w:cs="Times New Roman"/>
+          <w:sz w:val="28"/>
+          <w:szCs w:val="28"/>
+        </w:rPr>
+      </w:pPr>
+    </w:p>
+    <w:p>
+      <w:pPr>
+        <w:pStyle w:val="22"/>
+        <w:keepNext w:val="0"/>
+        <w:keepLines w:val="0"/>
+        <w:pageBreakBefore w:val="0"/>
+        <w:widowControl/>
+        <w:numPr>
+          <w:ilvl w:val="0"/>
+          <w:numId w:val="0"/>
+        </w:numPr>
+        <w:suppressLineNumbers w:val="0"/>
+        <w:kinsoku/>
+        <w:wordWrap/>
+        <w:overflowPunct/>
+        <w:topLinePunct w:val="0"/>
+        <w:autoSpaceDE/>
+        <w:autoSpaceDN/>
+        <w:bidi w:val="0"/>
+        <w:adjustRightInd/>
+        <w:snapToGrid/>
+        <w:spacing w:line="360" w:lineRule="auto"/>
+        <w:ind w:right="0" w:rightChars="0" w:firstLine="708" w:firstLineChars="0"/>
+        <w:jc w:val="both"/>
+        <w:textAlignment w:val="auto"/>
+        <w:rPr>
+          <w:rFonts w:hint="default" w:ascii="Times New Roman" w:hAnsi="Times New Roman" w:eastAsia="SimSun" w:cs="Times New Roman"/>
+          <w:sz w:val="28"/>
+          <w:szCs w:val="28"/>
+        </w:rPr>
+      </w:pPr>
+    </w:p>
+    <w:p>
+      <w:pPr>
+        <w:pStyle w:val="22"/>
+        <w:keepNext w:val="0"/>
+        <w:keepLines w:val="0"/>
+        <w:pageBreakBefore w:val="0"/>
+        <w:widowControl/>
+        <w:numPr>
+          <w:ilvl w:val="0"/>
+          <w:numId w:val="0"/>
+        </w:numPr>
+        <w:suppressLineNumbers w:val="0"/>
+        <w:kinsoku/>
+        <w:wordWrap/>
+        <w:overflowPunct/>
+        <w:topLinePunct w:val="0"/>
+        <w:autoSpaceDE/>
+        <w:autoSpaceDN/>
+        <w:bidi w:val="0"/>
+        <w:adjustRightInd/>
+        <w:snapToGrid/>
+        <w:spacing w:line="360" w:lineRule="auto"/>
+        <w:ind w:right="0" w:rightChars="0" w:firstLine="708" w:firstLineChars="0"/>
+        <w:jc w:val="both"/>
+        <w:textAlignment w:val="auto"/>
+        <w:rPr>
+          <w:rFonts w:hint="default" w:ascii="Times New Roman" w:hAnsi="Times New Roman" w:eastAsia="SimSun" w:cs="Times New Roman"/>
+          <w:sz w:val="28"/>
+          <w:szCs w:val="28"/>
+        </w:rPr>
+      </w:pPr>
+    </w:p>
+    <w:p>
+      <w:pPr>
+        <w:pStyle w:val="22"/>
+        <w:keepNext w:val="0"/>
+        <w:keepLines w:val="0"/>
+        <w:pageBreakBefore w:val="0"/>
+        <w:widowControl/>
+        <w:numPr>
+          <w:ilvl w:val="0"/>
+          <w:numId w:val="0"/>
+        </w:numPr>
+        <w:suppressLineNumbers w:val="0"/>
+        <w:kinsoku/>
+        <w:wordWrap/>
+        <w:overflowPunct/>
+        <w:topLinePunct w:val="0"/>
+        <w:autoSpaceDE/>
+        <w:autoSpaceDN/>
+        <w:bidi w:val="0"/>
+        <w:adjustRightInd/>
+        <w:snapToGrid/>
+        <w:spacing w:line="360" w:lineRule="auto"/>
+        <w:ind w:right="0" w:rightChars="0" w:firstLine="708" w:firstLineChars="0"/>
+        <w:jc w:val="both"/>
+        <w:textAlignment w:val="auto"/>
+        <w:rPr>
+          <w:rFonts w:hint="default" w:ascii="Times New Roman" w:hAnsi="Times New Roman" w:eastAsia="SimSun" w:cs="Times New Roman"/>
+          <w:sz w:val="28"/>
+          <w:szCs w:val="28"/>
+        </w:rPr>
+      </w:pPr>
+    </w:p>
+    <w:p>
+      <w:pPr>
         <w:numPr>
           <w:ilvl w:val="0"/>
           <w:numId w:val="1"/>
@@ -3624,24 +3824,24 @@
           <w:sz w:val="28"/>
           <w:szCs w:val="28"/>
         </w:rPr>
-        <w:t xml:space="preserve"> Снизу вверх: сначала конструируется базовый объект, затем компоненты-объекты, а п</w:t>
-      </w:r>
-      <w:r>
-        <w:rPr>
-          <w:rFonts w:hint="default" w:ascii="Times New Roman" w:hAnsi="Times New Roman" w:eastAsia="sans-serif" w:cs="Times New Roman"/>
+        <w:t xml:space="preserve"> </w:t>
+      </w:r>
+      <w:r>
+        <w:rPr>
+          <w:rFonts w:hint="default" w:ascii="Times New Roman" w:hAnsi="Times New Roman" w:eastAsia="SimSun" w:cs="Times New Roman"/>
+          <w:sz w:val="28"/>
+          <w:szCs w:val="28"/>
+        </w:rPr>
+        <w:t>Сначала конструируется базовый класс, затем производный</w:t>
+      </w:r>
+      <w:r>
+        <w:rPr>
+          <w:rFonts w:hint="default" w:cs="Times New Roman"/>
           <w:sz w:val="28"/>
           <w:szCs w:val="28"/>
           <w:lang w:val="ru-RU"/>
         </w:rPr>
-        <w:t>о</w:t>
-      </w:r>
-      <w:r>
-        <w:rPr>
-          <w:rFonts w:hint="default" w:ascii="Times New Roman" w:hAnsi="Times New Roman" w:eastAsia="sans-serif" w:cs="Times New Roman"/>
-          <w:sz w:val="28"/>
-          <w:szCs w:val="28"/>
-        </w:rPr>
-        <w:t xml:space="preserve">том сам производный класс. </w:t>
+        <w:t>, то есть сверху вниз.</w:t>
       </w:r>
     </w:p>
     <w:p>
@@ -3680,7 +3880,24 @@
           <w:sz w:val="28"/>
           <w:szCs w:val="28"/>
         </w:rPr>
-        <w:t xml:space="preserve"> Сверху вниз: сначала уничтожается производный класс, затем его компоненты, а в конце — базовый объект. </w:t>
+        <w:t xml:space="preserve"> </w:t>
+      </w:r>
+      <w:r>
+        <w:rPr>
+          <w:rFonts w:hint="default" w:eastAsia="sans-serif" w:cs="Times New Roman"/>
+          <w:sz w:val="28"/>
+          <w:szCs w:val="28"/>
+          <w:lang w:val="ru-RU"/>
+        </w:rPr>
+        <w:t>С</w:t>
+      </w:r>
+      <w:r>
+        <w:rPr>
+          <w:rFonts w:hint="default" w:ascii="Times New Roman" w:hAnsi="Times New Roman" w:eastAsia="sans-serif" w:cs="Times New Roman"/>
+          <w:sz w:val="28"/>
+          <w:szCs w:val="28"/>
+        </w:rPr>
+        <w:t xml:space="preserve">начала уничтожается производный класс, затем его компоненты, а в конце — базовый объект. </w:t>
       </w:r>
     </w:p>
     <w:p>
